--- a/dist/docx/mt.docx
+++ b/dist/docx/mt.docx
@@ -105,7 +105,7 @@
               </w:numPr>
             </w:pPr>
             <w:r>
-              <w:t>Provides a high-level overview of the HVCS community, message types, how HVCS clearing and  ettlement works, and the business, technical, and regulatory environment in which the process operates.  This is a non-binding document for use as guidance only.</w:t>
+              <w:t>Provides a high-level overview of the HVCS community, message types, how HVCS clearing and  settlement works, and the business, technical, and regulatory environment in which the process operates.  This is a non-binding document for use as guidance only.</w:t>
             </w:r>
           </w:p>
           <w:p>
@@ -478,9 +478,6 @@
         <w:tc>
           <w:p>
             <w:r>
-              <w:rPr>
-                <w:b/>
-              </w:rPr>
               <w:t>This clause has been deleted (UG2025 November 2025).</w:t>
             </w:r>
           </w:p>
@@ -772,7 +769,7 @@
               <w:rPr>
                 <w:b/>
               </w:rPr>
-              <w:t>1.4 Message lifecycle, as this relates to payments</w:t>
+              <w:t>1.4 Message lifecycle</w:t>
             </w:r>
           </w:p>
         </w:tc>
@@ -2647,6 +2644,11 @@
               <w:t>Live service flag</w:t>
             </w:r>
           </w:p>
+          <w:p>
+            <w:r>
+              <w:t>(live = Y, T&amp;T = N)</w:t>
+            </w:r>
+          </w:p>
         </w:tc>
         <w:tc>
           <w:p>
@@ -2667,29 +2669,6 @@
         <w:tc>
           <w:p>
             <w:r>
-              <w:t>(live = Y, T&amp;T = N)</w:t>
-            </w:r>
-          </w:p>
-        </w:tc>
-        <w:tc>
-          <w:p>
-            <w:r>
-              <w:t/>
-            </w:r>
-          </w:p>
-        </w:tc>
-        <w:tc>
-          <w:p>
-            <w:r>
-              <w:t/>
-            </w:r>
-          </w:p>
-        </w:tc>
-      </w:tr>
-      <w:tr>
-        <w:tc>
-          <w:p>
-            <w:r>
               <w:t>Value added service number</w:t>
             </w:r>
           </w:p>
@@ -2739,6 +2718,11 @@
               <w:t>Authentication mode</w:t>
             </w:r>
           </w:p>
+          <w:p>
+            <w:r>
+              <w:t>(normal = 1, double = 2)</w:t>
+            </w:r>
+          </w:p>
         </w:tc>
         <w:tc>
           <w:p>
@@ -2759,32 +2743,14 @@
         <w:tc>
           <w:p>
             <w:r>
-              <w:t>(normal = 1, double = 2)</w:t>
-            </w:r>
-          </w:p>
-        </w:tc>
-        <w:tc>
-          <w:p>
-            <w:r>
-              <w:t/>
-            </w:r>
-          </w:p>
-        </w:tc>
-        <w:tc>
-          <w:p>
-            <w:r>
-              <w:t/>
-            </w:r>
-          </w:p>
-        </w:tc>
-      </w:tr>
-      <w:tr>
-        <w:tc>
-          <w:p>
-            <w:r>
               <w:t>Full copy flag</w:t>
             </w:r>
           </w:p>
+          <w:p>
+            <w:r>
+              <w:t>(full copy = Y, part copy = N)</w:t>
+            </w:r>
+          </w:p>
         </w:tc>
         <w:tc>
           <w:p>
@@ -2805,32 +2771,14 @@
         <w:tc>
           <w:p>
             <w:r>
-              <w:t>(full copy = Y, part copy = N)</w:t>
-            </w:r>
-          </w:p>
-        </w:tc>
-        <w:tc>
-          <w:p>
-            <w:r>
-              <w:t/>
-            </w:r>
-          </w:p>
-        </w:tc>
-        <w:tc>
-          <w:p>
-            <w:r>
-              <w:t/>
-            </w:r>
-          </w:p>
-        </w:tc>
-      </w:tr>
-      <w:tr>
-        <w:tc>
-          <w:p>
-            <w:r>
               <w:t>Value date range</w:t>
             </w:r>
           </w:p>
+          <w:p>
+            <w:r>
+              <w:t>(same day = 0, day n = n, no check=99)</w:t>
+            </w:r>
+          </w:p>
         </w:tc>
         <w:tc>
           <w:p>
@@ -2843,29 +2791,6 @@
           <w:p>
             <w:r>
               <w:t>99</w:t>
-            </w:r>
-          </w:p>
-        </w:tc>
-      </w:tr>
-      <w:tr>
-        <w:tc>
-          <w:p>
-            <w:r>
-              <w:t>(same day = 0, day n = n, no check=99)</w:t>
-            </w:r>
-          </w:p>
-        </w:tc>
-        <w:tc>
-          <w:p>
-            <w:r>
-              <w:t/>
-            </w:r>
-          </w:p>
-        </w:tc>
-        <w:tc>
-          <w:p>
-            <w:r>
-              <w:t/>
             </w:r>
           </w:p>
         </w:tc>
